--- a/DecalogueLabellingEmotions.docx
+++ b/DecalogueLabellingEmotions.docx
@@ -1,6 +1,6 @@
 
 <file path=word/document.xml><?xml version="1.0" encoding="utf-8"?>
-<w:document xmlns:wpc="http://schemas.microsoft.com/office/word/2010/wordprocessingCanvas" xmlns:cx="http://schemas.microsoft.com/office/drawing/2014/chartex" xmlns:cx1="http://schemas.microsoft.com/office/drawing/2015/9/8/chartex" xmlns:cx2="http://schemas.microsoft.com/office/drawing/2015/10/21/chartex" xmlns:cx3="http://schemas.microsoft.com/office/drawing/2016/5/9/chartex" xmlns:cx4="http://schemas.microsoft.com/office/drawing/2016/5/10/chartex" xmlns:cx5="http://schemas.microsoft.com/office/drawing/2016/5/11/chartex" xmlns:cx6="http://schemas.microsoft.com/office/drawing/2016/5/12/chartex" xmlns:cx7="http://schemas.microsoft.com/office/drawing/2016/5/13/chartex" xmlns:cx8="http://schemas.microsoft.com/office/drawing/2016/5/14/chartex" xmlns:mc="http://schemas.openxmlformats.org/markup-compatibility/2006" xmlns:aink="http://schemas.microsoft.com/office/drawing/2016/ink" xmlns:am3d="http://schemas.microsoft.com/office/drawing/2017/model3d" xmlns:o="urn:schemas-microsoft-com:office:office" xmlns:oel="http://schemas.microsoft.com/office/2019/extlst" xmlns:r="http://schemas.openxmlformats.org/officeDocument/2006/relationships" xmlns:m="http://schemas.openxmlformats.org/officeDocument/2006/math" xmlns:v="urn:schemas-microsoft-com:vml" xmlns:wp14="http://schemas.microsoft.com/office/word/2010/wordprocessingDrawing" xmlns:wp="http://schemas.openxmlformats.org/drawingml/2006/wordprocessingDrawing" xmlns:w10="urn:schemas-microsoft-com:office:word" xmlns:w="http://schemas.openxmlformats.org/wordprocessingml/2006/main" xmlns:w14="http://schemas.microsoft.com/office/word/2010/wordml" xmlns:w15="http://schemas.microsoft.com/office/word/2012/wordml" xmlns:w16cex="http://schemas.microsoft.com/office/word/2018/wordml/cex" xmlns:w16cid="http://schemas.microsoft.com/office/word/2016/wordml/cid" xmlns:w16="http://schemas.microsoft.com/office/word/2018/wordml" xmlns:w16du="http://schemas.microsoft.com/office/word/2023/wordml/word16du" xmlns:w16sdtdh="http://schemas.microsoft.com/office/word/2020/wordml/sdtdatahash" xmlns:w16se="http://schemas.microsoft.com/office/word/2015/wordml/symex" xmlns:wpg="http://schemas.microsoft.com/office/word/2010/wordprocessingGroup" xmlns:wpi="http://schemas.microsoft.com/office/word/2010/wordprocessingInk" xmlns:wne="http://schemas.microsoft.com/office/word/2006/wordml" xmlns:wps="http://schemas.microsoft.com/office/word/2010/wordprocessingShape" mc:Ignorable="w14 w15 w16se w16cid w16 w16cex w16sdtdh w16du wp14">
+<w:document xmlns:wpc="http://schemas.microsoft.com/office/word/2010/wordprocessingCanvas" xmlns:cx="http://schemas.microsoft.com/office/drawing/2014/chartex" xmlns:cx1="http://schemas.microsoft.com/office/drawing/2015/9/8/chartex" xmlns:cx2="http://schemas.microsoft.com/office/drawing/2015/10/21/chartex" xmlns:cx3="http://schemas.microsoft.com/office/drawing/2016/5/9/chartex" xmlns:cx4="http://schemas.microsoft.com/office/drawing/2016/5/10/chartex" xmlns:cx5="http://schemas.microsoft.com/office/drawing/2016/5/11/chartex" xmlns:cx6="http://schemas.microsoft.com/office/drawing/2016/5/12/chartex" xmlns:cx7="http://schemas.microsoft.com/office/drawing/2016/5/13/chartex" xmlns:cx8="http://schemas.microsoft.com/office/drawing/2016/5/14/chartex" xmlns:mc="http://schemas.openxmlformats.org/markup-compatibility/2006" xmlns:aink="http://schemas.microsoft.com/office/drawing/2016/ink" xmlns:am3d="http://schemas.microsoft.com/office/drawing/2017/model3d" xmlns:o="urn:schemas-microsoft-com:office:office" xmlns:oel="http://schemas.microsoft.com/office/2019/extlst" xmlns:r="http://schemas.openxmlformats.org/officeDocument/2006/relationships" xmlns:m="http://schemas.openxmlformats.org/officeDocument/2006/math" xmlns:v="urn:schemas-microsoft-com:vml" xmlns:wp14="http://schemas.microsoft.com/office/word/2010/wordprocessingDrawing" xmlns:wp="http://schemas.openxmlformats.org/drawingml/2006/wordprocessingDrawing" xmlns:w10="urn:schemas-microsoft-com:office:word" xmlns:w="http://schemas.openxmlformats.org/wordprocessingml/2006/main" xmlns:w14="http://schemas.microsoft.com/office/word/2010/wordml" xmlns:w15="http://schemas.microsoft.com/office/word/2012/wordml" xmlns:w16cex="http://schemas.microsoft.com/office/word/2018/wordml/cex" xmlns:w16cid="http://schemas.microsoft.com/office/word/2016/wordml/cid" xmlns:w16="http://schemas.microsoft.com/office/word/2018/wordml" xmlns:w16sdtdh="http://schemas.microsoft.com/office/word/2020/wordml/sdtdatahash" xmlns:w16se="http://schemas.microsoft.com/office/word/2015/wordml/symex" xmlns:wpg="http://schemas.microsoft.com/office/word/2010/wordprocessingGroup" xmlns:wpi="http://schemas.microsoft.com/office/word/2010/wordprocessingInk" xmlns:wne="http://schemas.microsoft.com/office/word/2006/wordml" xmlns:wps="http://schemas.microsoft.com/office/word/2010/wordprocessingShape" mc:Ignorable="w14 w15 w16se w16cid w16 w16cex w16sdtdh wp14">
   <w:body>
     <w:p>
       <w:pPr>
@@ -169,23 +169,7 @@
           <w:rFonts w:ascii="Times New Roman" w:hAnsi="Times New Roman" w:cs="Times New Roman"/>
           <w:lang w:val="en-GB"/>
         </w:rPr>
-        <w:t xml:space="preserve">: Emotions present in Fredrickson (2013) and </w:t>
-      </w:r>
-      <w:proofErr w:type="spellStart"/>
-      <w:r>
-        <w:rPr>
-          <w:rFonts w:ascii="Times New Roman" w:hAnsi="Times New Roman" w:cs="Times New Roman"/>
-          <w:lang w:val="en-GB"/>
-        </w:rPr>
-        <w:t>Plutchick</w:t>
-      </w:r>
-      <w:proofErr w:type="spellEnd"/>
-      <w:r>
-        <w:rPr>
-          <w:rFonts w:ascii="Times New Roman" w:hAnsi="Times New Roman" w:cs="Times New Roman"/>
-          <w:lang w:val="en-GB"/>
-        </w:rPr>
-        <w:t xml:space="preserve"> (2001) models where admiration, approval and love are closely related. They are usually messages with positive content with praise. E.g., </w:t>
+        <w:t xml:space="preserve">: Emotions present in Fredrickson (2013) and Plutchick (2001) models where admiration, approval and love are closely related. They are usually messages with positive content with praise. E.g., </w:t>
       </w:r>
       <w:r>
         <w:rPr>
@@ -271,27 +255,7 @@
           <w:iCs/>
           <w:lang w:val="en-GB"/>
         </w:rPr>
-        <w:t xml:space="preserve"> "you come first, we are sure you can do it”; "First and foremost, you are beautiful. Above all, those of us who love you will always support you. You are wonderful, and you can overcome all of this </w:t>
-      </w:r>
-      <w:proofErr w:type="gramStart"/>
-      <w:r>
-        <w:rPr>
-          <w:rFonts w:ascii="Times New Roman" w:hAnsi="Times New Roman" w:cs="Times New Roman"/>
-          <w:i/>
-          <w:iCs/>
-          <w:lang w:val="en-GB"/>
-        </w:rPr>
-        <w:t>Good</w:t>
-      </w:r>
-      <w:proofErr w:type="gramEnd"/>
-      <w:r>
-        <w:rPr>
-          <w:rFonts w:ascii="Times New Roman" w:hAnsi="Times New Roman" w:cs="Times New Roman"/>
-          <w:i/>
-          <w:iCs/>
-          <w:lang w:val="en-GB"/>
-        </w:rPr>
-        <w:t xml:space="preserve"> luck and"</w:t>
+        <w:t xml:space="preserve"> "you come first, we are sure you can do it”; "First and foremost, you are beautiful. Above all, those of us who love you will always support you. You are wonderful, and you can overcome all of this Good luck and"</w:t>
       </w:r>
       <w:r>
         <w:rPr>
@@ -417,52 +381,16 @@
           <w:rFonts w:ascii="Times New Roman" w:hAnsi="Times New Roman" w:cs="Times New Roman"/>
           <w:lang w:val="en-GB"/>
         </w:rPr>
-        <w:t xml:space="preserve">: Present in </w:t>
-      </w:r>
-      <w:proofErr w:type="spellStart"/>
-      <w:r>
-        <w:rPr>
-          <w:rFonts w:ascii="Times New Roman" w:hAnsi="Times New Roman" w:cs="Times New Roman"/>
-          <w:lang w:val="en-GB"/>
-        </w:rPr>
-        <w:t>Plutchick</w:t>
-      </w:r>
-      <w:proofErr w:type="spellEnd"/>
-      <w:r>
-        <w:rPr>
-          <w:rFonts w:ascii="Times New Roman" w:hAnsi="Times New Roman" w:cs="Times New Roman"/>
-          <w:lang w:val="en-GB"/>
-        </w:rPr>
-        <w:t xml:space="preserve"> (2001). They involve interest in and understanding of the message, including self-identification with the situation or context, putting oneself in the other person's shoes. E.g., </w:t>
-      </w:r>
-      <w:r>
-        <w:rPr>
-          <w:rFonts w:ascii="Times New Roman" w:hAnsi="Times New Roman" w:cs="Times New Roman"/>
-          <w:i/>
-          <w:iCs/>
-          <w:lang w:val="en-GB"/>
-        </w:rPr>
-        <w:t xml:space="preserve">"It happens to all of </w:t>
-      </w:r>
-      <w:proofErr w:type="gramStart"/>
-      <w:r>
-        <w:rPr>
-          <w:rFonts w:ascii="Times New Roman" w:hAnsi="Times New Roman" w:cs="Times New Roman"/>
-          <w:i/>
-          <w:iCs/>
-          <w:lang w:val="en-GB"/>
-        </w:rPr>
-        <w:t>us</w:t>
-      </w:r>
-      <w:proofErr w:type="gramEnd"/>
-      <w:r>
-        <w:rPr>
-          <w:rFonts w:ascii="Times New Roman" w:hAnsi="Times New Roman" w:cs="Times New Roman"/>
-          <w:i/>
-          <w:iCs/>
-          <w:lang w:val="en-GB"/>
-        </w:rPr>
-        <w:t xml:space="preserve"> and we've all been through times like this".</w:t>
+        <w:t xml:space="preserve">: Present in Plutchick (2001). They involve interest in and understanding of the message, including self-identification with the situation or context, putting oneself in the other person's shoes. E.g., </w:t>
+      </w:r>
+      <w:r>
+        <w:rPr>
+          <w:rFonts w:ascii="Times New Roman" w:hAnsi="Times New Roman" w:cs="Times New Roman"/>
+          <w:i/>
+          <w:iCs/>
+          <w:lang w:val="en-GB"/>
+        </w:rPr>
+        <w:t>"It happens to all of us and we've all been through times like this".</w:t>
       </w:r>
       <w:r>
         <w:rPr>
@@ -719,6 +647,9 @@
         </w:numPr>
         <w:ind w:left="426" w:hanging="426"/>
         <w:jc w:val="both"/>
+        <w:rPr>
+          <w:rFonts w:ascii="Times New Roman" w:hAnsi="Times New Roman" w:cs="Times New Roman"/>
+        </w:rPr>
       </w:pPr>
       <w:r>
         <w:rPr>
@@ -726,6 +657,7 @@
           <w:u w:val="single"/>
           <w:lang w:val="en-GB"/>
         </w:rPr>
+        <w:lastRenderedPageBreak/>
         <w:t>Neutral</w:t>
       </w:r>
       <w:r>
@@ -808,6 +740,160 @@
         </w:rPr>
         <w:t>"</w:t>
       </w:r>
+    </w:p>
+    <w:p>
+      <w:pPr>
+        <w:pStyle w:val="Normal1"/>
+        <w:jc w:val="both"/>
+        <w:rPr>
+          <w:rFonts w:ascii="Calibri" w:eastAsia="Calibri" w:hAnsi="Calibri" w:cs="Calibri"/>
+          <w:color w:val="000000" w:themeColor="text1"/>
+        </w:rPr>
+      </w:pPr>
+    </w:p>
+    <w:p>
+      <w:pPr>
+        <w:pStyle w:val="Normal1"/>
+        <w:jc w:val="both"/>
+        <w:rPr>
+          <w:rFonts w:ascii="Times New Roman" w:eastAsia="Times New Roman" w:hAnsi="Times New Roman" w:cs="Times New Roman"/>
+          <w:b/>
+          <w:bCs/>
+          <w:color w:val="000000" w:themeColor="text1"/>
+        </w:rPr>
+      </w:pPr>
+      <w:r>
+        <w:rPr>
+          <w:rFonts w:ascii="Times New Roman" w:eastAsia="Times New Roman" w:hAnsi="Times New Roman" w:cs="Times New Roman"/>
+          <w:b/>
+          <w:bCs/>
+          <w:color w:val="000000" w:themeColor="text1"/>
+        </w:rPr>
+        <w:t>References</w:t>
+      </w:r>
+    </w:p>
+    <w:p>
+      <w:pPr>
+        <w:pStyle w:val="Normal1"/>
+        <w:jc w:val="both"/>
+        <w:rPr>
+          <w:rFonts w:ascii="Times New Roman" w:eastAsia="Times New Roman" w:hAnsi="Times New Roman" w:cs="Times New Roman"/>
+          <w:color w:val="000000" w:themeColor="text1"/>
+        </w:rPr>
+      </w:pPr>
+      <w:r>
+        <w:rPr>
+          <w:rFonts w:ascii="Times New Roman" w:eastAsia="Times New Roman" w:hAnsi="Times New Roman" w:cs="Times New Roman"/>
+          <w:color w:val="000000" w:themeColor="text1"/>
+        </w:rPr>
+        <w:t>Ekman P. 2004. What we become emotional about. In: Manstead ASR, Frijda N, &amp; Fischer A. Feelings and emotions: The Amsterdam symposium. New York: Oxford University Press, 119-135.</w:t>
+      </w:r>
+    </w:p>
+    <w:p>
+      <w:pPr>
+        <w:spacing w:line="257" w:lineRule="auto"/>
+        <w:rPr>
+          <w:rFonts w:ascii="Times New Roman" w:eastAsia="Times New Roman" w:hAnsi="Times New Roman" w:cs="Times New Roman"/>
+          <w:lang w:val="en-US"/>
+        </w:rPr>
+      </w:pPr>
+      <w:r>
+        <w:rPr>
+          <w:rFonts w:ascii="Times New Roman" w:eastAsia="Times New Roman" w:hAnsi="Times New Roman" w:cs="Times New Roman"/>
+          <w:color w:val="000000" w:themeColor="text1"/>
+          <w:sz w:val="22"/>
+          <w:szCs w:val="22"/>
+          <w:lang w:val="en-GB"/>
+        </w:rPr>
+        <w:t xml:space="preserve">Fredrickson BL. 2013. Positive emotions broaden and build. In Advances in experimental social psychology. </w:t>
+      </w:r>
+      <w:r>
+        <w:rPr>
+          <w:rFonts w:ascii="Times New Roman" w:eastAsia="Times New Roman" w:hAnsi="Times New Roman" w:cs="Times New Roman"/>
+          <w:i/>
+          <w:iCs/>
+          <w:color w:val="000000" w:themeColor="text1"/>
+          <w:sz w:val="22"/>
+          <w:szCs w:val="22"/>
+          <w:lang w:val="en-GB"/>
+        </w:rPr>
+        <w:t>Academic Press</w:t>
+      </w:r>
+      <w:r>
+        <w:rPr>
+          <w:rFonts w:ascii="Times New Roman" w:eastAsia="Times New Roman" w:hAnsi="Times New Roman" w:cs="Times New Roman"/>
+          <w:color w:val="000000" w:themeColor="text1"/>
+          <w:sz w:val="22"/>
+          <w:szCs w:val="22"/>
+          <w:lang w:val="en-GB"/>
+        </w:rPr>
+        <w:t xml:space="preserve"> 47:1-53 DOI: 10.1016/B978-0-12-407236-7.00001-2. </w:t>
+      </w:r>
+      <w:r>
+        <w:rPr>
+          <w:rFonts w:ascii="Times New Roman" w:eastAsia="Times New Roman" w:hAnsi="Times New Roman" w:cs="Times New Roman"/>
+          <w:lang w:val="en-US"/>
+        </w:rPr>
+        <w:t xml:space="preserve"> </w:t>
+      </w:r>
+    </w:p>
+    <w:p>
+      <w:pPr>
+        <w:spacing w:line="257" w:lineRule="auto"/>
+        <w:rPr>
+          <w:rFonts w:ascii="Times New Roman" w:eastAsia="Times New Roman" w:hAnsi="Times New Roman" w:cs="Times New Roman"/>
+          <w:lang w:val="en-US"/>
+        </w:rPr>
+      </w:pPr>
+      <w:r>
+        <w:rPr>
+          <w:rFonts w:ascii="Times New Roman" w:eastAsia="Times New Roman" w:hAnsi="Times New Roman" w:cs="Times New Roman"/>
+          <w:color w:val="000000" w:themeColor="text1"/>
+          <w:sz w:val="22"/>
+          <w:szCs w:val="22"/>
+          <w:lang w:val="en-GB"/>
+        </w:rPr>
+        <w:t xml:space="preserve">Plutchik R. 2001. The nature of emotions: Human emotions have deep evolutionary roots, a fact that may explain their complexity and provide tools for clinical practice. </w:t>
+      </w:r>
+      <w:r>
+        <w:rPr>
+          <w:rFonts w:ascii="Times New Roman" w:eastAsia="Times New Roman" w:hAnsi="Times New Roman" w:cs="Times New Roman"/>
+          <w:i/>
+          <w:iCs/>
+          <w:color w:val="000000" w:themeColor="text1"/>
+          <w:sz w:val="22"/>
+          <w:szCs w:val="22"/>
+          <w:lang w:val="en-GB"/>
+        </w:rPr>
+        <w:t>American scientist</w:t>
+      </w:r>
+      <w:r>
+        <w:rPr>
+          <w:rFonts w:ascii="Times New Roman" w:eastAsia="Times New Roman" w:hAnsi="Times New Roman" w:cs="Times New Roman"/>
+          <w:color w:val="000000" w:themeColor="text1"/>
+          <w:sz w:val="22"/>
+          <w:szCs w:val="22"/>
+          <w:lang w:val="en-GB"/>
+        </w:rPr>
+        <w:t xml:space="preserve"> 89(4):344-350. </w:t>
+      </w:r>
+      <w:r>
+        <w:rPr>
+          <w:rFonts w:ascii="Times New Roman" w:eastAsia="Times New Roman" w:hAnsi="Times New Roman" w:cs="Times New Roman"/>
+          <w:lang w:val="en-US"/>
+        </w:rPr>
+        <w:t xml:space="preserve"> </w:t>
+      </w:r>
+    </w:p>
+    <w:p>
+      <w:pPr>
+        <w:pStyle w:val="Normal1"/>
+        <w:jc w:val="both"/>
+        <w:rPr>
+          <w:rFonts w:ascii="Calibri" w:eastAsia="Calibri" w:hAnsi="Calibri" w:cs="Calibri"/>
+          <w:color w:val="000000" w:themeColor="text1"/>
+        </w:rPr>
+      </w:pPr>
     </w:p>
     <w:sectPr>
       <w:pgSz w:w="11906" w:h="16838"/>
@@ -820,7 +906,7 @@
 </file>
 
 <file path=word/numbering.xml><?xml version="1.0" encoding="utf-8"?>
-<w:numbering xmlns:wpc="http://schemas.microsoft.com/office/word/2010/wordprocessingCanvas" xmlns:cx="http://schemas.microsoft.com/office/drawing/2014/chartex" xmlns:cx1="http://schemas.microsoft.com/office/drawing/2015/9/8/chartex" xmlns:cx2="http://schemas.microsoft.com/office/drawing/2015/10/21/chartex" xmlns:cx3="http://schemas.microsoft.com/office/drawing/2016/5/9/chartex" xmlns:cx4="http://schemas.microsoft.com/office/drawing/2016/5/10/chartex" xmlns:cx5="http://schemas.microsoft.com/office/drawing/2016/5/11/chartex" xmlns:cx6="http://schemas.microsoft.com/office/drawing/2016/5/12/chartex" xmlns:cx7="http://schemas.microsoft.com/office/drawing/2016/5/13/chartex" xmlns:cx8="http://schemas.microsoft.com/office/drawing/2016/5/14/chartex" xmlns:mc="http://schemas.openxmlformats.org/markup-compatibility/2006" xmlns:aink="http://schemas.microsoft.com/office/drawing/2016/ink" xmlns:am3d="http://schemas.microsoft.com/office/drawing/2017/model3d" xmlns:o="urn:schemas-microsoft-com:office:office" xmlns:oel="http://schemas.microsoft.com/office/2019/extlst" xmlns:r="http://schemas.openxmlformats.org/officeDocument/2006/relationships" xmlns:m="http://schemas.openxmlformats.org/officeDocument/2006/math" xmlns:v="urn:schemas-microsoft-com:vml" xmlns:wp14="http://schemas.microsoft.com/office/word/2010/wordprocessingDrawing" xmlns:wp="http://schemas.openxmlformats.org/drawingml/2006/wordprocessingDrawing" xmlns:w10="urn:schemas-microsoft-com:office:word" xmlns:w="http://schemas.openxmlformats.org/wordprocessingml/2006/main" xmlns:w14="http://schemas.microsoft.com/office/word/2010/wordml" xmlns:w15="http://schemas.microsoft.com/office/word/2012/wordml" xmlns:w16cex="http://schemas.microsoft.com/office/word/2018/wordml/cex" xmlns:w16cid="http://schemas.microsoft.com/office/word/2016/wordml/cid" xmlns:w16="http://schemas.microsoft.com/office/word/2018/wordml" xmlns:w16du="http://schemas.microsoft.com/office/word/2023/wordml/word16du" xmlns:w16sdtdh="http://schemas.microsoft.com/office/word/2020/wordml/sdtdatahash" xmlns:w16se="http://schemas.microsoft.com/office/word/2015/wordml/symex" xmlns:wpg="http://schemas.microsoft.com/office/word/2010/wordprocessingGroup" xmlns:wpi="http://schemas.microsoft.com/office/word/2010/wordprocessingInk" xmlns:wne="http://schemas.microsoft.com/office/word/2006/wordml" xmlns:wps="http://schemas.microsoft.com/office/word/2010/wordprocessingShape" mc:Ignorable="w14 w15 w16se w16cid w16 w16cex w16sdtdh w16du wp14">
+<w:numbering xmlns:wpc="http://schemas.microsoft.com/office/word/2010/wordprocessingCanvas" xmlns:cx="http://schemas.microsoft.com/office/drawing/2014/chartex" xmlns:cx1="http://schemas.microsoft.com/office/drawing/2015/9/8/chartex" xmlns:cx2="http://schemas.microsoft.com/office/drawing/2015/10/21/chartex" xmlns:cx3="http://schemas.microsoft.com/office/drawing/2016/5/9/chartex" xmlns:cx4="http://schemas.microsoft.com/office/drawing/2016/5/10/chartex" xmlns:cx5="http://schemas.microsoft.com/office/drawing/2016/5/11/chartex" xmlns:cx6="http://schemas.microsoft.com/office/drawing/2016/5/12/chartex" xmlns:cx7="http://schemas.microsoft.com/office/drawing/2016/5/13/chartex" xmlns:cx8="http://schemas.microsoft.com/office/drawing/2016/5/14/chartex" xmlns:mc="http://schemas.openxmlformats.org/markup-compatibility/2006" xmlns:aink="http://schemas.microsoft.com/office/drawing/2016/ink" xmlns:am3d="http://schemas.microsoft.com/office/drawing/2017/model3d" xmlns:o="urn:schemas-microsoft-com:office:office" xmlns:oel="http://schemas.microsoft.com/office/2019/extlst" xmlns:r="http://schemas.openxmlformats.org/officeDocument/2006/relationships" xmlns:m="http://schemas.openxmlformats.org/officeDocument/2006/math" xmlns:v="urn:schemas-microsoft-com:vml" xmlns:wp14="http://schemas.microsoft.com/office/word/2010/wordprocessingDrawing" xmlns:wp="http://schemas.openxmlformats.org/drawingml/2006/wordprocessingDrawing" xmlns:w10="urn:schemas-microsoft-com:office:word" xmlns:w="http://schemas.openxmlformats.org/wordprocessingml/2006/main" xmlns:w14="http://schemas.microsoft.com/office/word/2010/wordml" xmlns:w15="http://schemas.microsoft.com/office/word/2012/wordml" xmlns:w16cex="http://schemas.microsoft.com/office/word/2018/wordml/cex" xmlns:w16cid="http://schemas.microsoft.com/office/word/2016/wordml/cid" xmlns:w16="http://schemas.microsoft.com/office/word/2018/wordml" xmlns:w16sdtdh="http://schemas.microsoft.com/office/word/2020/wordml/sdtdatahash" xmlns:w16se="http://schemas.microsoft.com/office/word/2015/wordml/symex" xmlns:wpg="http://schemas.microsoft.com/office/word/2010/wordprocessingGroup" xmlns:wpi="http://schemas.microsoft.com/office/word/2010/wordprocessingInk" xmlns:wne="http://schemas.microsoft.com/office/word/2006/wordml" xmlns:wps="http://schemas.microsoft.com/office/word/2010/wordprocessingShape" mc:Ignorable="w14 w15 w16se w16cid w16 w16cex w16sdtdh wp14">
   <w:abstractNum w:abstractNumId="0" w15:restartNumberingAfterBreak="0">
     <w:nsid w:val="0C932344"/>
     <w:multiLevelType w:val="multilevel"/>
@@ -1125,7 +1211,7 @@
 </file>
 
 <file path=word/styles.xml><?xml version="1.0" encoding="utf-8"?>
-<w:styles xmlns:mc="http://schemas.openxmlformats.org/markup-compatibility/2006" xmlns:r="http://schemas.openxmlformats.org/officeDocument/2006/relationships" xmlns:w="http://schemas.openxmlformats.org/wordprocessingml/2006/main" xmlns:w14="http://schemas.microsoft.com/office/word/2010/wordml" xmlns:w15="http://schemas.microsoft.com/office/word/2012/wordml" xmlns:w16cex="http://schemas.microsoft.com/office/word/2018/wordml/cex" xmlns:w16cid="http://schemas.microsoft.com/office/word/2016/wordml/cid" xmlns:w16="http://schemas.microsoft.com/office/word/2018/wordml" xmlns:w16du="http://schemas.microsoft.com/office/word/2023/wordml/word16du" xmlns:w16sdtdh="http://schemas.microsoft.com/office/word/2020/wordml/sdtdatahash" xmlns:w16se="http://schemas.microsoft.com/office/word/2015/wordml/symex" mc:Ignorable="w14 w15 w16se w16cid w16 w16cex w16sdtdh w16du">
+<w:styles xmlns:mc="http://schemas.openxmlformats.org/markup-compatibility/2006" xmlns:r="http://schemas.openxmlformats.org/officeDocument/2006/relationships" xmlns:w="http://schemas.openxmlformats.org/wordprocessingml/2006/main" xmlns:w14="http://schemas.microsoft.com/office/word/2010/wordml" xmlns:w15="http://schemas.microsoft.com/office/word/2012/wordml" xmlns:w16cex="http://schemas.microsoft.com/office/word/2018/wordml/cex" xmlns:w16cid="http://schemas.microsoft.com/office/word/2016/wordml/cid" xmlns:w16="http://schemas.microsoft.com/office/word/2018/wordml" xmlns:w16sdtdh="http://schemas.microsoft.com/office/word/2020/wordml/sdtdatahash" xmlns:w16se="http://schemas.microsoft.com/office/word/2015/wordml/symex" mc:Ignorable="w14 w15 w16se w16cid w16 w16cex w16sdtdh">
   <w:docDefaults>
     <w:rPrDefault>
       <w:rPr>
@@ -1525,11 +1611,11 @@
     <w:name w:val="Normal"/>
     <w:qFormat/>
   </w:style>
-  <w:style w:type="paragraph" w:styleId="Heading1">
+  <w:style w:type="paragraph" w:styleId="Ttulo1">
     <w:name w:val="heading 1"/>
     <w:basedOn w:val="Normal"/>
     <w:next w:val="Normal"/>
-    <w:link w:val="Heading1Char"/>
+    <w:link w:val="Ttulo1Car"/>
     <w:uiPriority w:val="9"/>
     <w:qFormat/>
     <w:rsid w:val="006E601D"/>
@@ -1546,11 +1632,11 @@
       <w:szCs w:val="40"/>
     </w:rPr>
   </w:style>
-  <w:style w:type="paragraph" w:styleId="Heading2">
+  <w:style w:type="paragraph" w:styleId="Ttulo2">
     <w:name w:val="heading 2"/>
     <w:basedOn w:val="Normal"/>
     <w:next w:val="Normal"/>
-    <w:link w:val="Heading2Char"/>
+    <w:link w:val="Ttulo2Car"/>
     <w:uiPriority w:val="9"/>
     <w:semiHidden/>
     <w:unhideWhenUsed/>
@@ -1569,11 +1655,11 @@
       <w:szCs w:val="32"/>
     </w:rPr>
   </w:style>
-  <w:style w:type="paragraph" w:styleId="Heading3">
+  <w:style w:type="paragraph" w:styleId="Ttulo3">
     <w:name w:val="heading 3"/>
     <w:basedOn w:val="Normal"/>
     <w:next w:val="Normal"/>
-    <w:link w:val="Heading3Char"/>
+    <w:link w:val="Ttulo3Car"/>
     <w:uiPriority w:val="9"/>
     <w:semiHidden/>
     <w:unhideWhenUsed/>
@@ -1592,11 +1678,11 @@
       <w:szCs w:val="28"/>
     </w:rPr>
   </w:style>
-  <w:style w:type="paragraph" w:styleId="Heading4">
+  <w:style w:type="paragraph" w:styleId="Ttulo4">
     <w:name w:val="heading 4"/>
     <w:basedOn w:val="Normal"/>
     <w:next w:val="Normal"/>
-    <w:link w:val="Heading4Char"/>
+    <w:link w:val="Ttulo4Car"/>
     <w:uiPriority w:val="9"/>
     <w:semiHidden/>
     <w:unhideWhenUsed/>
@@ -1615,11 +1701,11 @@
       <w:color w:val="0F4761" w:themeColor="accent1" w:themeShade="BF"/>
     </w:rPr>
   </w:style>
-  <w:style w:type="paragraph" w:styleId="Heading5">
+  <w:style w:type="paragraph" w:styleId="Ttulo5">
     <w:name w:val="heading 5"/>
     <w:basedOn w:val="Normal"/>
     <w:next w:val="Normal"/>
-    <w:link w:val="Heading5Char"/>
+    <w:link w:val="Ttulo5Car"/>
     <w:uiPriority w:val="9"/>
     <w:semiHidden/>
     <w:unhideWhenUsed/>
@@ -1636,11 +1722,11 @@
       <w:color w:val="0F4761" w:themeColor="accent1" w:themeShade="BF"/>
     </w:rPr>
   </w:style>
-  <w:style w:type="paragraph" w:styleId="Heading6">
+  <w:style w:type="paragraph" w:styleId="Ttulo6">
     <w:name w:val="heading 6"/>
     <w:basedOn w:val="Normal"/>
     <w:next w:val="Normal"/>
-    <w:link w:val="Heading6Char"/>
+    <w:link w:val="Ttulo6Car"/>
     <w:uiPriority w:val="9"/>
     <w:semiHidden/>
     <w:unhideWhenUsed/>
@@ -1659,11 +1745,11 @@
       <w:color w:val="595959" w:themeColor="text1" w:themeTint="A6"/>
     </w:rPr>
   </w:style>
-  <w:style w:type="paragraph" w:styleId="Heading7">
+  <w:style w:type="paragraph" w:styleId="Ttulo7">
     <w:name w:val="heading 7"/>
     <w:basedOn w:val="Normal"/>
     <w:next w:val="Normal"/>
-    <w:link w:val="Heading7Char"/>
+    <w:link w:val="Ttulo7Car"/>
     <w:uiPriority w:val="9"/>
     <w:semiHidden/>
     <w:unhideWhenUsed/>
@@ -1680,11 +1766,11 @@
       <w:color w:val="595959" w:themeColor="text1" w:themeTint="A6"/>
     </w:rPr>
   </w:style>
-  <w:style w:type="paragraph" w:styleId="Heading8">
+  <w:style w:type="paragraph" w:styleId="Ttulo8">
     <w:name w:val="heading 8"/>
     <w:basedOn w:val="Normal"/>
     <w:next w:val="Normal"/>
-    <w:link w:val="Heading8Char"/>
+    <w:link w:val="Ttulo8Car"/>
     <w:uiPriority w:val="9"/>
     <w:semiHidden/>
     <w:unhideWhenUsed/>
@@ -1703,11 +1789,11 @@
       <w:color w:val="272727" w:themeColor="text1" w:themeTint="D8"/>
     </w:rPr>
   </w:style>
-  <w:style w:type="paragraph" w:styleId="Heading9">
+  <w:style w:type="paragraph" w:styleId="Ttulo9">
     <w:name w:val="heading 9"/>
     <w:basedOn w:val="Normal"/>
     <w:next w:val="Normal"/>
-    <w:link w:val="Heading9Char"/>
+    <w:link w:val="Ttulo9Car"/>
     <w:uiPriority w:val="9"/>
     <w:semiHidden/>
     <w:unhideWhenUsed/>
@@ -1724,13 +1810,13 @@
       <w:color w:val="272727" w:themeColor="text1" w:themeTint="D8"/>
     </w:rPr>
   </w:style>
-  <w:style w:type="character" w:default="1" w:styleId="DefaultParagraphFont">
+  <w:style w:type="character" w:default="1" w:styleId="Fuentedeprrafopredeter">
     <w:name w:val="Default Paragraph Font"/>
     <w:uiPriority w:val="1"/>
     <w:semiHidden/>
     <w:unhideWhenUsed/>
   </w:style>
-  <w:style w:type="table" w:default="1" w:styleId="TableNormal">
+  <w:style w:type="table" w:default="1" w:styleId="Tablanormal">
     <w:name w:val="Normal Table"/>
     <w:uiPriority w:val="99"/>
     <w:semiHidden/>
@@ -1745,16 +1831,16 @@
       </w:tblCellMar>
     </w:tblPr>
   </w:style>
-  <w:style w:type="numbering" w:default="1" w:styleId="NoList">
+  <w:style w:type="numbering" w:default="1" w:styleId="Sinlista">
     <w:name w:val="No List"/>
     <w:uiPriority w:val="99"/>
     <w:semiHidden/>
     <w:unhideWhenUsed/>
   </w:style>
-  <w:style w:type="character" w:customStyle="1" w:styleId="Heading1Char">
-    <w:name w:val="Heading 1 Char"/>
-    <w:basedOn w:val="DefaultParagraphFont"/>
-    <w:link w:val="Heading1"/>
+  <w:style w:type="character" w:customStyle="1" w:styleId="Ttulo1Car">
+    <w:name w:val="Título 1 Car"/>
+    <w:basedOn w:val="Fuentedeprrafopredeter"/>
+    <w:link w:val="Ttulo1"/>
     <w:uiPriority w:val="9"/>
     <w:rsid w:val="006E601D"/>
     <w:rPr>
@@ -1764,10 +1850,10 @@
       <w:szCs w:val="40"/>
     </w:rPr>
   </w:style>
-  <w:style w:type="character" w:customStyle="1" w:styleId="Heading2Char">
-    <w:name w:val="Heading 2 Char"/>
-    <w:basedOn w:val="DefaultParagraphFont"/>
-    <w:link w:val="Heading2"/>
+  <w:style w:type="character" w:customStyle="1" w:styleId="Ttulo2Car">
+    <w:name w:val="Título 2 Car"/>
+    <w:basedOn w:val="Fuentedeprrafopredeter"/>
+    <w:link w:val="Ttulo2"/>
     <w:uiPriority w:val="9"/>
     <w:semiHidden/>
     <w:rsid w:val="006E601D"/>
@@ -1778,10 +1864,10 @@
       <w:szCs w:val="32"/>
     </w:rPr>
   </w:style>
-  <w:style w:type="character" w:customStyle="1" w:styleId="Heading3Char">
-    <w:name w:val="Heading 3 Char"/>
-    <w:basedOn w:val="DefaultParagraphFont"/>
-    <w:link w:val="Heading3"/>
+  <w:style w:type="character" w:customStyle="1" w:styleId="Ttulo3Car">
+    <w:name w:val="Título 3 Car"/>
+    <w:basedOn w:val="Fuentedeprrafopredeter"/>
+    <w:link w:val="Ttulo3"/>
     <w:uiPriority w:val="9"/>
     <w:semiHidden/>
     <w:rsid w:val="006E601D"/>
@@ -1792,10 +1878,10 @@
       <w:szCs w:val="28"/>
     </w:rPr>
   </w:style>
-  <w:style w:type="character" w:customStyle="1" w:styleId="Heading4Char">
-    <w:name w:val="Heading 4 Char"/>
-    <w:basedOn w:val="DefaultParagraphFont"/>
-    <w:link w:val="Heading4"/>
+  <w:style w:type="character" w:customStyle="1" w:styleId="Ttulo4Car">
+    <w:name w:val="Título 4 Car"/>
+    <w:basedOn w:val="Fuentedeprrafopredeter"/>
+    <w:link w:val="Ttulo4"/>
     <w:uiPriority w:val="9"/>
     <w:semiHidden/>
     <w:rsid w:val="006E601D"/>
@@ -1806,10 +1892,10 @@
       <w:color w:val="0F4761" w:themeColor="accent1" w:themeShade="BF"/>
     </w:rPr>
   </w:style>
-  <w:style w:type="character" w:customStyle="1" w:styleId="Heading5Char">
-    <w:name w:val="Heading 5 Char"/>
-    <w:basedOn w:val="DefaultParagraphFont"/>
-    <w:link w:val="Heading5"/>
+  <w:style w:type="character" w:customStyle="1" w:styleId="Ttulo5Car">
+    <w:name w:val="Título 5 Car"/>
+    <w:basedOn w:val="Fuentedeprrafopredeter"/>
+    <w:link w:val="Ttulo5"/>
     <w:uiPriority w:val="9"/>
     <w:semiHidden/>
     <w:rsid w:val="006E601D"/>
@@ -1818,10 +1904,10 @@
       <w:color w:val="0F4761" w:themeColor="accent1" w:themeShade="BF"/>
     </w:rPr>
   </w:style>
-  <w:style w:type="character" w:customStyle="1" w:styleId="Heading6Char">
-    <w:name w:val="Heading 6 Char"/>
-    <w:basedOn w:val="DefaultParagraphFont"/>
-    <w:link w:val="Heading6"/>
+  <w:style w:type="character" w:customStyle="1" w:styleId="Ttulo6Car">
+    <w:name w:val="Título 6 Car"/>
+    <w:basedOn w:val="Fuentedeprrafopredeter"/>
+    <w:link w:val="Ttulo6"/>
     <w:uiPriority w:val="9"/>
     <w:semiHidden/>
     <w:rsid w:val="006E601D"/>
@@ -1832,10 +1918,10 @@
       <w:color w:val="595959" w:themeColor="text1" w:themeTint="A6"/>
     </w:rPr>
   </w:style>
-  <w:style w:type="character" w:customStyle="1" w:styleId="Heading7Char">
-    <w:name w:val="Heading 7 Char"/>
-    <w:basedOn w:val="DefaultParagraphFont"/>
-    <w:link w:val="Heading7"/>
+  <w:style w:type="character" w:customStyle="1" w:styleId="Ttulo7Car">
+    <w:name w:val="Título 7 Car"/>
+    <w:basedOn w:val="Fuentedeprrafopredeter"/>
+    <w:link w:val="Ttulo7"/>
     <w:uiPriority w:val="9"/>
     <w:semiHidden/>
     <w:rsid w:val="006E601D"/>
@@ -1844,10 +1930,10 @@
       <w:color w:val="595959" w:themeColor="text1" w:themeTint="A6"/>
     </w:rPr>
   </w:style>
-  <w:style w:type="character" w:customStyle="1" w:styleId="Heading8Char">
-    <w:name w:val="Heading 8 Char"/>
-    <w:basedOn w:val="DefaultParagraphFont"/>
-    <w:link w:val="Heading8"/>
+  <w:style w:type="character" w:customStyle="1" w:styleId="Ttulo8Car">
+    <w:name w:val="Título 8 Car"/>
+    <w:basedOn w:val="Fuentedeprrafopredeter"/>
+    <w:link w:val="Ttulo8"/>
     <w:uiPriority w:val="9"/>
     <w:semiHidden/>
     <w:rsid w:val="006E601D"/>
@@ -1858,10 +1944,10 @@
       <w:color w:val="272727" w:themeColor="text1" w:themeTint="D8"/>
     </w:rPr>
   </w:style>
-  <w:style w:type="character" w:customStyle="1" w:styleId="Heading9Char">
-    <w:name w:val="Heading 9 Char"/>
-    <w:basedOn w:val="DefaultParagraphFont"/>
-    <w:link w:val="Heading9"/>
+  <w:style w:type="character" w:customStyle="1" w:styleId="Ttulo9Car">
+    <w:name w:val="Título 9 Car"/>
+    <w:basedOn w:val="Fuentedeprrafopredeter"/>
+    <w:link w:val="Ttulo9"/>
     <w:uiPriority w:val="9"/>
     <w:semiHidden/>
     <w:rsid w:val="006E601D"/>
@@ -1870,11 +1956,11 @@
       <w:color w:val="272727" w:themeColor="text1" w:themeTint="D8"/>
     </w:rPr>
   </w:style>
-  <w:style w:type="paragraph" w:styleId="Title">
+  <w:style w:type="paragraph" w:styleId="Ttulo">
     <w:name w:val="Title"/>
     <w:basedOn w:val="Normal"/>
     <w:next w:val="Normal"/>
-    <w:link w:val="TitleChar"/>
+    <w:link w:val="TtuloCar"/>
     <w:uiPriority w:val="10"/>
     <w:qFormat/>
     <w:rsid w:val="006E601D"/>
@@ -1890,10 +1976,10 @@
       <w:szCs w:val="56"/>
     </w:rPr>
   </w:style>
-  <w:style w:type="character" w:customStyle="1" w:styleId="TitleChar">
-    <w:name w:val="Title Char"/>
-    <w:basedOn w:val="DefaultParagraphFont"/>
-    <w:link w:val="Title"/>
+  <w:style w:type="character" w:customStyle="1" w:styleId="TtuloCar">
+    <w:name w:val="Título Car"/>
+    <w:basedOn w:val="Fuentedeprrafopredeter"/>
+    <w:link w:val="Ttulo"/>
     <w:uiPriority w:val="10"/>
     <w:rsid w:val="006E601D"/>
     <w:rPr>
@@ -1904,11 +1990,11 @@
       <w:szCs w:val="56"/>
     </w:rPr>
   </w:style>
-  <w:style w:type="paragraph" w:styleId="Subtitle">
+  <w:style w:type="paragraph" w:styleId="Subttulo">
     <w:name w:val="Subtitle"/>
     <w:basedOn w:val="Normal"/>
     <w:next w:val="Normal"/>
-    <w:link w:val="SubtitleChar"/>
+    <w:link w:val="SubttuloCar"/>
     <w:uiPriority w:val="11"/>
     <w:qFormat/>
     <w:rsid w:val="006E601D"/>
@@ -1925,10 +2011,10 @@
       <w:szCs w:val="28"/>
     </w:rPr>
   </w:style>
-  <w:style w:type="character" w:customStyle="1" w:styleId="SubtitleChar">
-    <w:name w:val="Subtitle Char"/>
-    <w:basedOn w:val="DefaultParagraphFont"/>
-    <w:link w:val="Subtitle"/>
+  <w:style w:type="character" w:customStyle="1" w:styleId="SubttuloCar">
+    <w:name w:val="Subtítulo Car"/>
+    <w:basedOn w:val="Fuentedeprrafopredeter"/>
+    <w:link w:val="Subttulo"/>
     <w:uiPriority w:val="11"/>
     <w:rsid w:val="006E601D"/>
     <w:rPr>
@@ -1939,11 +2025,11 @@
       <w:szCs w:val="28"/>
     </w:rPr>
   </w:style>
-  <w:style w:type="paragraph" w:styleId="Quote">
+  <w:style w:type="paragraph" w:styleId="Cita">
     <w:name w:val="Quote"/>
     <w:basedOn w:val="Normal"/>
     <w:next w:val="Normal"/>
-    <w:link w:val="QuoteChar"/>
+    <w:link w:val="CitaCar"/>
     <w:uiPriority w:val="29"/>
     <w:qFormat/>
     <w:rsid w:val="006E601D"/>
@@ -1957,10 +2043,10 @@
       <w:color w:val="404040" w:themeColor="text1" w:themeTint="BF"/>
     </w:rPr>
   </w:style>
-  <w:style w:type="character" w:customStyle="1" w:styleId="QuoteChar">
-    <w:name w:val="Quote Char"/>
-    <w:basedOn w:val="DefaultParagraphFont"/>
-    <w:link w:val="Quote"/>
+  <w:style w:type="character" w:customStyle="1" w:styleId="CitaCar">
+    <w:name w:val="Cita Car"/>
+    <w:basedOn w:val="Fuentedeprrafopredeter"/>
+    <w:link w:val="Cita"/>
     <w:uiPriority w:val="29"/>
     <w:rsid w:val="006E601D"/>
     <w:rPr>
@@ -1969,7 +2055,7 @@
       <w:color w:val="404040" w:themeColor="text1" w:themeTint="BF"/>
     </w:rPr>
   </w:style>
-  <w:style w:type="paragraph" w:styleId="ListParagraph">
+  <w:style w:type="paragraph" w:styleId="Prrafodelista">
     <w:name w:val="List Paragraph"/>
     <w:basedOn w:val="Normal"/>
     <w:uiPriority w:val="34"/>
@@ -1980,9 +2066,9 @@
       <w:contextualSpacing/>
     </w:pPr>
   </w:style>
-  <w:style w:type="character" w:styleId="IntenseEmphasis">
+  <w:style w:type="character" w:styleId="nfasisintenso">
     <w:name w:val="Intense Emphasis"/>
-    <w:basedOn w:val="DefaultParagraphFont"/>
+    <w:basedOn w:val="Fuentedeprrafopredeter"/>
     <w:uiPriority w:val="21"/>
     <w:qFormat/>
     <w:rsid w:val="006E601D"/>
@@ -1992,11 +2078,11 @@
       <w:color w:val="0F4761" w:themeColor="accent1" w:themeShade="BF"/>
     </w:rPr>
   </w:style>
-  <w:style w:type="paragraph" w:styleId="IntenseQuote">
+  <w:style w:type="paragraph" w:styleId="Citadestacada">
     <w:name w:val="Intense Quote"/>
     <w:basedOn w:val="Normal"/>
     <w:next w:val="Normal"/>
-    <w:link w:val="IntenseQuoteChar"/>
+    <w:link w:val="CitadestacadaCar"/>
     <w:uiPriority w:val="30"/>
     <w:qFormat/>
     <w:rsid w:val="006E601D"/>
@@ -2015,10 +2101,10 @@
       <w:color w:val="0F4761" w:themeColor="accent1" w:themeShade="BF"/>
     </w:rPr>
   </w:style>
-  <w:style w:type="character" w:customStyle="1" w:styleId="IntenseQuoteChar">
-    <w:name w:val="Intense Quote Char"/>
-    <w:basedOn w:val="DefaultParagraphFont"/>
-    <w:link w:val="IntenseQuote"/>
+  <w:style w:type="character" w:customStyle="1" w:styleId="CitadestacadaCar">
+    <w:name w:val="Cita destacada Car"/>
+    <w:basedOn w:val="Fuentedeprrafopredeter"/>
+    <w:link w:val="Citadestacada"/>
     <w:uiPriority w:val="30"/>
     <w:rsid w:val="006E601D"/>
     <w:rPr>
@@ -2027,9 +2113,9 @@
       <w:color w:val="0F4761" w:themeColor="accent1" w:themeShade="BF"/>
     </w:rPr>
   </w:style>
-  <w:style w:type="character" w:styleId="IntenseReference">
+  <w:style w:type="character" w:styleId="Referenciaintensa">
     <w:name w:val="Intense Reference"/>
-    <w:basedOn w:val="DefaultParagraphFont"/>
+    <w:basedOn w:val="Fuentedeprrafopredeter"/>
     <w:uiPriority w:val="32"/>
     <w:qFormat/>
     <w:rsid w:val="006E601D"/>
@@ -2057,9 +2143,9 @@
       <w14:ligatures w14:val="none"/>
     </w:rPr>
   </w:style>
-  <w:style w:type="character" w:styleId="CommentReference">
+  <w:style w:type="character" w:styleId="Refdecomentario">
     <w:name w:val="annotation reference"/>
-    <w:basedOn w:val="DefaultParagraphFont"/>
+    <w:basedOn w:val="Fuentedeprrafopredeter"/>
     <w:uiPriority w:val="99"/>
     <w:semiHidden/>
     <w:unhideWhenUsed/>
@@ -2069,10 +2155,10 @@
       <w:szCs w:val="16"/>
     </w:rPr>
   </w:style>
-  <w:style w:type="paragraph" w:styleId="CommentText">
+  <w:style w:type="paragraph" w:styleId="Textocomentario">
     <w:name w:val="annotation text"/>
     <w:basedOn w:val="Normal"/>
-    <w:link w:val="CommentTextChar"/>
+    <w:link w:val="TextocomentarioCar"/>
     <w:uiPriority w:val="99"/>
     <w:semiHidden/>
     <w:unhideWhenUsed/>
@@ -2085,10 +2171,10 @@
       <w:szCs w:val="20"/>
     </w:rPr>
   </w:style>
-  <w:style w:type="character" w:customStyle="1" w:styleId="CommentTextChar">
-    <w:name w:val="Comment Text Char"/>
-    <w:basedOn w:val="DefaultParagraphFont"/>
-    <w:link w:val="CommentText"/>
+  <w:style w:type="character" w:customStyle="1" w:styleId="TextocomentarioCar">
+    <w:name w:val="Texto comentario Car"/>
+    <w:basedOn w:val="Fuentedeprrafopredeter"/>
+    <w:link w:val="Textocomentario"/>
     <w:uiPriority w:val="99"/>
     <w:semiHidden/>
     <w:rsid w:val="00573851"/>
@@ -2097,11 +2183,11 @@
       <w:szCs w:val="20"/>
     </w:rPr>
   </w:style>
-  <w:style w:type="paragraph" w:styleId="CommentSubject">
+  <w:style w:type="paragraph" w:styleId="Asuntodelcomentario">
     <w:name w:val="annotation subject"/>
-    <w:basedOn w:val="CommentText"/>
-    <w:next w:val="CommentText"/>
-    <w:link w:val="CommentSubjectChar"/>
+    <w:basedOn w:val="Textocomentario"/>
+    <w:next w:val="Textocomentario"/>
+    <w:link w:val="AsuntodelcomentarioCar"/>
     <w:uiPriority w:val="99"/>
     <w:semiHidden/>
     <w:unhideWhenUsed/>
@@ -2111,10 +2197,10 @@
       <w:bCs/>
     </w:rPr>
   </w:style>
-  <w:style w:type="character" w:customStyle="1" w:styleId="CommentSubjectChar">
-    <w:name w:val="Comment Subject Char"/>
-    <w:basedOn w:val="CommentTextChar"/>
-    <w:link w:val="CommentSubject"/>
+  <w:style w:type="character" w:customStyle="1" w:styleId="AsuntodelcomentarioCar">
+    <w:name w:val="Asunto del comentario Car"/>
+    <w:basedOn w:val="TextocomentarioCar"/>
+    <w:link w:val="Asuntodelcomentario"/>
     <w:uiPriority w:val="99"/>
     <w:semiHidden/>
     <w:rsid w:val="00573851"/>
